--- a/papers/kuhn/kuhn_paradigm.docx
+++ b/papers/kuhn/kuhn_paradigm.docx
@@ -3665,25 +3665,93 @@
         <w:pStyle w:val="BodyText"/>
       </w:pPr>
       <w:r>
-        <w:t xml:space="preserve">P-IV is inexpensive and can be run on the existing corpus. P-I can be computed</w:t>
-      </w:r>
-      <w:r>
-        <w:t xml:space="preserve"> </w:t>
-      </w:r>
-      <w:r>
-        <w:t xml:space="preserve">today from any conforming ledger. P-II, P-III, and P-V require a second</w:t>
-      </w:r>
-      <w:r>
-        <w:t xml:space="preserve"> </w:t>
-      </w:r>
-      <w:r>
-        <w:t xml:space="preserve">programme, and until a programme other than this one adopts the method, none of</w:t>
-      </w:r>
-      <w:r>
-        <w:t xml:space="preserve"> </w:t>
-      </w:r>
-      <w:r>
-        <w:t xml:space="preserve">the five has been tested.</w:t>
+        <w:t xml:space="preserve">P-I now has one measurement, reported in the companion paper. Over the 236</w:t>
+      </w:r>
+      <w:r>
+        <w:t xml:space="preserve"> </w:t>
+      </w:r>
+      <w:r>
+        <w:t xml:space="preserve">claims of the converted corpus, 75 per cent suspend nothing and 85 per cent</w:t>
+      </w:r>
+      <w:r>
+        <w:t xml:space="preserve"> </w:t>
+      </w:r>
+      <w:r>
+        <w:t xml:space="preserve">suspend two or fewer, while the largest suspends 112, and the claims at the top</w:t>
+      </w:r>
+      <w:r>
+        <w:t xml:space="preserve"> </w:t>
+      </w:r>
+      <w:r>
+        <w:t xml:space="preserve">of the tail are the definitions of the underlying mathematical objects rather</w:t>
+      </w:r>
+      <w:r>
+        <w:t xml:space="preserve"> </w:t>
+      </w:r>
+      <w:r>
+        <w:t xml:space="preserve">than the empirical results. The shape is the predicted one. The measurement does</w:t>
+      </w:r>
+      <w:r>
+        <w:t xml:space="preserve"> </w:t>
+      </w:r>
+      <w:r>
+        <w:t xml:space="preserve">not settle what P-I was written to settle, and the reason is worth recording: a</w:t>
+      </w:r>
+      <w:r>
+        <w:t xml:space="preserve"> </w:t>
+      </w:r>
+      <w:r>
+        <w:t xml:space="preserve">heavy tail concentrated on a few claims of high in-degree is what a genuine</w:t>
+      </w:r>
+      <w:r>
+        <w:t xml:space="preserve"> </w:t>
+      </w:r>
+      <w:r>
+        <w:t xml:space="preserve">foundational core looks like, and it is also what pervasive under-declaration</w:t>
+      </w:r>
+      <w:r>
+        <w:t xml:space="preserve"> </w:t>
+      </w:r>
+      <w:r>
+        <w:t xml:space="preserve">looks like, and this corpus supplies evidence for both readings. The</w:t>
+      </w:r>
+      <w:r>
+        <w:t xml:space="preserve"> </w:t>
+      </w:r>
+      <w:r>
+        <w:t xml:space="preserve">discriminator stated above is therefore too weak as written, and separating the</w:t>
+      </w:r>
+      <w:r>
+        <w:t xml:space="preserve"> </w:t>
+      </w:r>
+      <w:r>
+        <w:t xml:space="preserve">two requires a corpus whose dependency declaration is known to be complete. That</w:t>
+      </w:r>
+      <w:r>
+        <w:t xml:space="preserve"> </w:t>
+      </w:r>
+      <w:r>
+        <w:t xml:space="preserve">is a defect in the prediction rather than in the result.</w:t>
+      </w:r>
+    </w:p>
+    <w:p>
+      <w:pPr>
+        <w:pStyle w:val="BodyText"/>
+      </w:pPr>
+      <w:r>
+        <w:t xml:space="preserve">P-IV is inexpensive and can be run on the existing corpus. P-II, P-III, and P-V</w:t>
+      </w:r>
+      <w:r>
+        <w:t xml:space="preserve"> </w:t>
+      </w:r>
+      <w:r>
+        <w:t xml:space="preserve">require a second programme, and until a programme other than this one adopts the</w:t>
+      </w:r>
+      <w:r>
+        <w:t xml:space="preserve"> </w:t>
+      </w:r>
+      <w:r>
+        <w:t xml:space="preserve">method, none of those three has been tested.</w:t>
       </w:r>
     </w:p>
     <w:bookmarkEnd w:id="18"/>
@@ -4190,37 +4258,61 @@
         <w:t xml:space="preserve"> </w:t>
       </w:r>
       <w:r>
-        <w:t xml:space="preserve">sealed registrations and were not mirrored into the registry. The finding is left</w:t>
-      </w:r>
-      <w:r>
-        <w:t xml:space="preserve"> </w:t>
-      </w:r>
-      <w:r>
-        <w:t xml:space="preserve">unrepaired, because backfilling a registry after the runs is what the declaration</w:t>
-      </w:r>
-      <w:r>
-        <w:t xml:space="preserve"> </w:t>
-      </w:r>
-      <w:r>
-        <w:t xml:space="preserve">property forbids, and the correct declaration date is not the validator’s to</w:t>
-      </w:r>
-      <w:r>
-        <w:t xml:space="preserve"> </w:t>
-      </w:r>
-      <w:r>
-        <w:t xml:space="preserve">assign</w:t>
-      </w:r>
-      <w:r>
-        <w:t xml:space="preserve"> </w:t>
-      </w:r>
-      <w:r>
-        <w:t xml:space="preserve">. A paper arguing that mechanical checks catch what reading</w:t>
-      </w:r>
-      <w:r>
-        <w:t xml:space="preserve"> </w:t>
-      </w:r>
-      <w:r>
-        <w:t xml:space="preserve">misses should report the case where they caught the author.</w:t>
+        <w:t xml:space="preserve">sealed registrations and were not mirrored into the registry. The specification</w:t>
+      </w:r>
+      <w:r>
+        <w:t xml:space="preserve"> </w:t>
+      </w:r>
+      <w:r>
+        <w:t xml:space="preserve">then had no way to say so. It admitted a conforming row or a missing one, which</w:t>
+      </w:r>
+      <w:r>
+        <w:t xml:space="preserve"> </w:t>
+      </w:r>
+      <w:r>
+        <w:t xml:space="preserve">left the repaired registry and the registry fitted to its results looking alike,</w:t>
+      </w:r>
+      <w:r>
+        <w:t xml:space="preserve"> </w:t>
+      </w:r>
+      <w:r>
+        <w:t xml:space="preserve">and the finding forced a clause distinguishing them: a late row is admissible</w:t>
+      </w:r>
+      <w:r>
+        <w:t xml:space="preserve"> </w:t>
+      </w:r>
+      <w:r>
+        <w:t xml:space="preserve">only if it carries the date it was written, names the sealed artifact holding the</w:t>
+      </w:r>
+      <w:r>
+        <w:t xml:space="preserve"> </w:t>
+      </w:r>
+      <w:r>
+        <w:t xml:space="preserve">declaration, and shows that the declaration precedes the result</w:t>
+      </w:r>
+      <w:r>
+        <w:t xml:space="preserve"> </w:t>
+      </w:r>
+      <w:r>
+        <w:t xml:space="preserve">. Whether the reference registry has since been repaired under that</w:t>
+      </w:r>
+      <w:r>
+        <w:t xml:space="preserve"> </w:t>
+      </w:r>
+      <w:r>
+        <w:t xml:space="preserve">clause is not something this paper verifies. A paper arguing that mechanical</w:t>
+      </w:r>
+      <w:r>
+        <w:t xml:space="preserve"> </w:t>
+      </w:r>
+      <w:r>
+        <w:t xml:space="preserve">checks catch what reading misses should report the case where they caught the</w:t>
+      </w:r>
+      <w:r>
+        <w:t xml:space="preserve"> </w:t>
+      </w:r>
+      <w:r>
+        <w:t xml:space="preserve">author, and should report it again when the catch changed the specification.</w:t>
       </w:r>
     </w:p>
     <w:p>
@@ -4664,7 +4756,91 @@
       </w:r>
     </w:p>
     <w:bookmarkEnd w:id="21"/>
-    <w:bookmarkStart w:id="24" w:name="acknowledgment-of-ai-use"/>
+    <w:bookmarkStart w:id="22" w:name="companion-paper"/>
+    <w:p>
+      <w:pPr>
+        <w:pStyle w:val="Heading1"/>
+      </w:pPr>
+      <w:r>
+        <w:t xml:space="preserve">Companion paper</w:t>
+      </w:r>
+    </w:p>
+    <w:p>
+      <w:pPr>
+        <w:pStyle w:val="FirstParagraph"/>
+      </w:pPr>
+      <w:r>
+        <w:t xml:space="preserve">This paper carries no measurements, by design: its subject is what may be</w:t>
+      </w:r>
+      <w:r>
+        <w:t xml:space="preserve"> </w:t>
+      </w:r>
+      <w:r>
+        <w:t xml:space="preserve">concluded from the shape of a record, and the argument stands or falls on the</w:t>
+      </w:r>
+      <w:r>
+        <w:t xml:space="preserve"> </w:t>
+      </w:r>
+      <w:r>
+        <w:t xml:space="preserve">criteria in §3 rather than on any corpus. A companion manuscript reports the</w:t>
+      </w:r>
+      <w:r>
+        <w:t xml:space="preserve"> </w:t>
+      </w:r>
+      <w:r>
+        <w:t xml:space="preserve">engineering side, namely a specification of the four properties, a reference</w:t>
+      </w:r>
+      <w:r>
+        <w:t xml:space="preserve"> </w:t>
+      </w:r>
+      <w:r>
+        <w:t xml:space="preserve">validator, and what running it against two live corpora found, including three</w:t>
+      </w:r>
+      <w:r>
+        <w:t xml:space="preserve"> </w:t>
+      </w:r>
+      <w:r>
+        <w:t xml:space="preserve">classes of defect that accurate prose had absorbed silently and one</w:t>
+      </w:r>
+      <w:r>
+        <w:t xml:space="preserve"> </w:t>
+      </w:r>
+      <w:r>
+        <w:t xml:space="preserve">vacuous-compliance failure in the specification itself. The two are separable.</w:t>
+      </w:r>
+      <w:r>
+        <w:t xml:space="preserve"> </w:t>
+      </w:r>
+      <w:r>
+        <w:t xml:space="preserve">That paper stands without this argument, and this argument was developed without</w:t>
+      </w:r>
+      <w:r>
+        <w:t xml:space="preserve"> </w:t>
+      </w:r>
+      <w:r>
+        <w:t xml:space="preserve">access to its measurements. They are read together for one reason: the</w:t>
+      </w:r>
+      <w:r>
+        <w:t xml:space="preserve"> </w:t>
+      </w:r>
+      <w:r>
+        <w:t xml:space="preserve">blast-radius distribution it reports is the first test of P-I above, and §8</w:t>
+      </w:r>
+      <w:r>
+        <w:t xml:space="preserve"> </w:t>
+      </w:r>
+      <w:r>
+        <w:t xml:space="preserve">records both the confirmation and the respect in which the prediction was too</w:t>
+      </w:r>
+      <w:r>
+        <w:t xml:space="preserve"> </w:t>
+      </w:r>
+      <w:r>
+        <w:t xml:space="preserve">weak to do the work asked of it.</w:t>
+      </w:r>
+    </w:p>
+    <w:bookmarkEnd w:id="22"/>
+    <w:bookmarkStart w:id="25" w:name="acknowledgment-of-ai-use"/>
     <w:p>
       <w:pPr>
         <w:pStyle w:val="Heading1"/>
@@ -4809,7 +4985,7 @@
       <w:r>
         <w:t xml:space="preserve"> </w:t>
       </w:r>
-      <w:hyperlink r:id="rId22">
+      <w:hyperlink r:id="rId23">
         <w:r>
           <w:rPr>
             <w:rStyle w:val="Hyperlink"/>
@@ -5441,7 +5617,7 @@
       <w:r>
         <w:t xml:space="preserve"> </w:t>
       </w:r>
-      <w:hyperlink r:id="rId23">
+      <w:hyperlink r:id="rId24">
         <w:r>
           <w:rPr>
             <w:rStyle w:val="Hyperlink"/>
@@ -5543,7 +5719,7 @@
         <w:t xml:space="preserve">, 13(4):411–417, 2018.</w:t>
       </w:r>
     </w:p>
-    <w:bookmarkEnd w:id="24"/>
+    <w:bookmarkEnd w:id="25"/>
     <w:sectPr>
       <w:footnotePr>
         <w:numRestart w:val="eachSect"/>

--- a/papers/kuhn/kuhn_paradigm.docx
+++ b/papers/kuhn/kuhn_paradigm.docx
@@ -186,19 +186,37 @@
         <w:t xml:space="preserve"> </w:t>
       </w:r>
       <w:r>
-        <w:t xml:space="preserve">requires dependencies to be declared before the test turns that partition into a</w:t>
-      </w:r>
-      <w:r>
-        <w:t xml:space="preserve"> </w:t>
-      </w:r>
-      <w:r>
-        <w:t xml:space="preserve">property of the record rather than a reconstruction, so the question of what a</w:t>
-      </w:r>
-      <w:r>
-        <w:t xml:space="preserve"> </w:t>
-      </w:r>
-      <w:r>
-        <w:t xml:space="preserve">refutation strikes acquires a present-tense answer. That is not a paradigm. It</w:t>
+        <w:t xml:space="preserve">requires dependencies to be declared before the test would turn that partition</w:t>
+      </w:r>
+      <w:r>
+        <w:t xml:space="preserve"> </w:t>
+      </w:r>
+      <w:r>
+        <w:t xml:space="preserve">into a property of the record rather than a reconstruction, so the question of</w:t>
+      </w:r>
+      <w:r>
+        <w:t xml:space="preserve"> </w:t>
+      </w:r>
+      <w:r>
+        <w:t xml:space="preserve">what a refutation strikes acquires a present-tense answer. The paper reports</w:t>
+      </w:r>
+      <w:r>
+        <w:t xml:space="preserve"> </w:t>
+      </w:r>
+      <w:r>
+        <w:t xml:space="preserve">against itself here: no existing specification gives dependency edges the</w:t>
+      </w:r>
+      <w:r>
+        <w:t xml:space="preserve"> </w:t>
+      </w:r>
+      <w:r>
+        <w:t xml:space="preserve">priority property it gives claims, so the answer describes what a ledger makes</w:t>
+      </w:r>
+      <w:r>
+        <w:t xml:space="preserve"> </w:t>
+      </w:r>
+      <w:r>
+        <w:t xml:space="preserve">possible and not what any deployment yet shows. That is not a paradigm. It</w:t>
       </w:r>
       <w:r>
         <w:t xml:space="preserve"> </w:t>
@@ -3213,15 +3231,169 @@
         <w:pStyle w:val="BodyText"/>
       </w:pPr>
       <w:r>
-        <w:t xml:space="preserve">Three limits on this claim must be stated with it.</w:t>
-      </w:r>
-    </w:p>
-    <w:p>
-      <w:pPr>
-        <w:pStyle w:val="BodyText"/>
-      </w:pPr>
-      <w:r>
-        <w:t xml:space="preserve">First, it addresses one input to Lakatos’s appraisal rather than the appraisal</w:t>
+        <w:t xml:space="preserve">Four limits on this claim must be stated with it, and the first is severe</w:t>
+      </w:r>
+      <w:r>
+        <w:t xml:space="preserve"> </w:t>
+      </w:r>
+      <w:r>
+        <w:t xml:space="preserve">enough that it bounds the rest.</w:t>
+      </w:r>
+    </w:p>
+    <w:p>
+      <w:pPr>
+        <w:pStyle w:val="BodyText"/>
+      </w:pPr>
+      <w:r>
+        <w:t xml:space="preserve">First, the specification does not require what the argument depends on. Priority</w:t>
+      </w:r>
+      <w:r>
+        <w:t xml:space="preserve"> </w:t>
+      </w:r>
+      <w:r>
+        <w:t xml:space="preserve">is a property the specification gives to *claims*: a registration must be an</w:t>
+      </w:r>
+      <w:r>
+        <w:t xml:space="preserve"> </w:t>
+      </w:r>
+      <w:r>
+        <w:t xml:space="preserve">ancestor of its result, and a claim that cannot show this is capped. It gives no</w:t>
+      </w:r>
+      <w:r>
+        <w:t xml:space="preserve"> </w:t>
+      </w:r>
+      <w:r>
+        <w:t xml:space="preserve">such property to *edges*. Nothing requires a dependency to have been declared</w:t>
+      </w:r>
+      <w:r>
+        <w:t xml:space="preserve"> </w:t>
+      </w:r>
+      <w:r>
+        <w:t xml:space="preserve">before the test it bears on, nothing records when an edge was declared, and no</w:t>
+      </w:r>
+      <w:r>
+        <w:t xml:space="preserve"> </w:t>
+      </w:r>
+      <w:r>
+        <w:t xml:space="preserve">check distinguishes a graph wired in advance from one wired afterwards. The</w:t>
+      </w:r>
+      <w:r>
+        <w:t xml:space="preserve"> </w:t>
+      </w:r>
+      <w:r>
+        <w:t xml:space="preserve">argument above needs the partition to be prospective, and a ledger conforming at</w:t>
+      </w:r>
+      <w:r>
+        <w:t xml:space="preserve"> </w:t>
+      </w:r>
+      <w:r>
+        <w:t xml:space="preserve">the highest level defined today can have been wired entirely in hindsight.</w:t>
+      </w:r>
+    </w:p>
+    <w:p>
+      <w:pPr>
+        <w:pStyle w:val="BodyText"/>
+      </w:pPr>
+      <w:r>
+        <w:t xml:space="preserve">This is not hypothetical. The companion paper’s Deployment A was converted from a</w:t>
+      </w:r>
+      <w:r>
+        <w:t xml:space="preserve"> </w:t>
+      </w:r>
+      <w:r>
+        <w:t xml:space="preserve">format with no dependency field into one with 27 declared edges, and every edge</w:t>
+      </w:r>
+      <w:r>
+        <w:t xml:space="preserve"> </w:t>
+      </w:r>
+      <w:r>
+        <w:t xml:space="preserve">was written after the results it organises were known. The checker accepted all</w:t>
+      </w:r>
+      <w:r>
+        <w:t xml:space="preserve"> </w:t>
+      </w:r>
+      <w:r>
+        <w:t xml:space="preserve">of them. A ledger in that state answers Feyerabend no better than the prose it</w:t>
+      </w:r>
+      <w:r>
+        <w:t xml:space="preserve"> </w:t>
+      </w:r>
+      <w:r>
+        <w:t xml:space="preserve">replaced, because the core and belt were still separated by someone who already</w:t>
+      </w:r>
+      <w:r>
+        <w:t xml:space="preserve"> </w:t>
+      </w:r>
+      <w:r>
+        <w:t xml:space="preserve">knew which survived. What the record buys over a reconstruction is the ability</w:t>
+      </w:r>
+      <w:r>
+        <w:t xml:space="preserve"> </w:t>
+      </w:r>
+      <w:r>
+        <w:t xml:space="preserve">to *show* that the partition preceded the test, and that ability is currently</w:t>
+      </w:r>
+      <w:r>
+        <w:t xml:space="preserve"> </w:t>
+      </w:r>
+      <w:r>
+        <w:t xml:space="preserve">available for claims and unavailable for the edges between them. The discovery</w:t>
+      </w:r>
+      <w:r>
+        <w:t xml:space="preserve"> </w:t>
+      </w:r>
+      <w:r>
+        <w:t xml:space="preserve">arm has already solved the same problem for transformation families, by</w:t>
+      </w:r>
+      <w:r>
+        <w:t xml:space="preserve"> </w:t>
+      </w:r>
+      <w:r>
+        <w:t xml:space="preserve">requiring a late row to carry the date it was written, name the sealed artifact</w:t>
+      </w:r>
+      <w:r>
+        <w:t xml:space="preserve"> </w:t>
+      </w:r>
+      <w:r>
+        <w:t xml:space="preserve">holding the declaration, and demonstrate that the declaration preceded the</w:t>
+      </w:r>
+      <w:r>
+        <w:t xml:space="preserve"> </w:t>
+      </w:r>
+      <w:r>
+        <w:t xml:space="preserve">result</w:t>
+      </w:r>
+      <w:r>
+        <w:t xml:space="preserve"> </w:t>
+      </w:r>
+      <w:r>
+        <w:t xml:space="preserve">; the inquiry arm has no matching clause for edges. Until it</w:t>
+      </w:r>
+      <w:r>
+        <w:t xml:space="preserve"> </w:t>
+      </w:r>
+      <w:r>
+        <w:t xml:space="preserve">does, the answer to Feyerabend set out above describes a discipline the</w:t>
+      </w:r>
+      <w:r>
+        <w:t xml:space="preserve"> </w:t>
+      </w:r>
+      <w:r>
+        <w:t xml:space="preserve">specification does not yet enforce, and should be read as what a claim ledger</w:t>
+      </w:r>
+      <w:r>
+        <w:t xml:space="preserve"> </w:t>
+      </w:r>
+      <w:r>
+        <w:t xml:space="preserve">makes possible rather than as what any existing one demonstrates.</w:t>
+      </w:r>
+    </w:p>
+    <w:p>
+      <w:pPr>
+        <w:pStyle w:val="BodyText"/>
+      </w:pPr>
+      <w:r>
+        <w:t xml:space="preserve">Second, it addresses one input to Lakatos’s appraisal rather than the appraisal</w:t>
       </w:r>
       <w:r>
         <w:t xml:space="preserve"> </w:t>
@@ -3265,7 +3437,7 @@
         <w:pStyle w:val="BodyText"/>
       </w:pPr>
       <w:r>
-        <w:t xml:space="preserve">Second, localization reaches only as far as the declared conjunction. Duhem and</w:t>
+        <w:t xml:space="preserve">Third, localization reaches only as far as the declared conjunction. Duhem and</w:t>
       </w:r>
       <w:r>
         <w:t xml:space="preserve"> </w:t>
@@ -3309,7 +3481,7 @@
         <w:pStyle w:val="BodyText"/>
       </w:pPr>
       <w:r>
-        <w:t xml:space="preserve">Third, the mechanism assumes the repository history is intact. Priority proved</w:t>
+        <w:t xml:space="preserve">Fourth, the mechanism assumes the repository history is intact. Priority proved</w:t>
       </w:r>
       <w:r>
         <w:t xml:space="preserve"> </w:t>

--- a/papers/kuhn/kuhn_paradigm.docx
+++ b/papers/kuhn/kuhn_paradigm.docx
@@ -204,19 +204,31 @@
         <w:t xml:space="preserve"> </w:t>
       </w:r>
       <w:r>
-        <w:t xml:space="preserve">against itself here: no existing specification gives dependency edges the</w:t>
-      </w:r>
-      <w:r>
-        <w:t xml:space="preserve"> </w:t>
-      </w:r>
-      <w:r>
-        <w:t xml:space="preserve">priority property it gives claims, so the answer describes what a ledger makes</w:t>
-      </w:r>
-      <w:r>
-        <w:t xml:space="preserve"> </w:t>
-      </w:r>
-      <w:r>
-        <w:t xml:space="preserve">possible and not what any deployment yet shows. That is not a paradigm. It</w:t>
+        <w:t xml:space="preserve">against itself here. Dependency edges acquired that priority property only after</w:t>
+      </w:r>
+      <w:r>
+        <w:t xml:space="preserve"> </w:t>
+      </w:r>
+      <w:r>
+        <w:t xml:space="preserve">this argument was written, and in the two existing deployments the fraction of</w:t>
+      </w:r>
+      <w:r>
+        <w:t xml:space="preserve"> </w:t>
+      </w:r>
+      <w:r>
+        <w:t xml:space="preserve">edges whose declaration can be shown to predate its result is 0.25 and 0.00. The</w:t>
+      </w:r>
+      <w:r>
+        <w:t xml:space="preserve"> </w:t>
+      </w:r>
+      <w:r>
+        <w:t xml:space="preserve">answer therefore holds in the form a ledger makes available, and no deployment</w:t>
+      </w:r>
+      <w:r>
+        <w:t xml:space="preserve"> </w:t>
+      </w:r>
+      <w:r>
+        <w:t xml:space="preserve">has yet earned it. That is not a paradigm. It</w:t>
       </w:r>
       <w:r>
         <w:t xml:space="preserve"> </w:t>
@@ -3343,7 +3355,7 @@
         <w:t xml:space="preserve"> </w:t>
       </w:r>
       <w:r>
-        <w:t xml:space="preserve">arm has already solved the same problem for transformation families, by</w:t>
+        <w:t xml:space="preserve">arm had already solved the same problem for transformation families, by</w:t>
       </w:r>
       <w:r>
         <w:t xml:space="preserve"> </w:t>
@@ -3367,25 +3379,93 @@
         <w:t xml:space="preserve"> </w:t>
       </w:r>
       <w:r>
-        <w:t xml:space="preserve">; the inquiry arm has no matching clause for edges. Until it</w:t>
-      </w:r>
-      <w:r>
-        <w:t xml:space="preserve"> </w:t>
-      </w:r>
-      <w:r>
-        <w:t xml:space="preserve">does, the answer to Feyerabend set out above describes a discipline the</w:t>
-      </w:r>
-      <w:r>
-        <w:t xml:space="preserve"> </w:t>
-      </w:r>
-      <w:r>
-        <w:t xml:space="preserve">specification does not yet enforce, and should be read as what a claim ledger</w:t>
-      </w:r>
-      <w:r>
-        <w:t xml:space="preserve"> </w:t>
-      </w:r>
-      <w:r>
-        <w:t xml:space="preserve">makes possible rather than as what any existing one demonstrates.</w:t>
+        <w:t xml:space="preserve">. The inquiry arm now carries the matching clause for edges</w:t>
+      </w:r>
+      <w:r>
+        <w:t xml:space="preserve"> </w:t>
+      </w:r>
+      <w:r>
+        <w:t xml:space="preserve">: an edge may declare when it was fixed and where, it is classified</w:t>
+      </w:r>
+      <w:r>
+        <w:t xml:space="preserve"> </w:t>
+      </w:r>
+      <w:r>
+        <w:t xml:space="preserve">by whether that can be shown, and blast radius is computed over the prospective</w:t>
+      </w:r>
+      <w:r>
+        <w:t xml:space="preserve"> </w:t>
+      </w:r>
+      <w:r>
+        <w:t xml:space="preserve">subgraph separately from the full one. The argument above is therefore checkable</w:t>
+      </w:r>
+      <w:r>
+        <w:t xml:space="preserve"> </w:t>
+      </w:r>
+      <w:r>
+        <w:t xml:space="preserve">rather than merely asserted, and what it needs is now a measurement instead of a</w:t>
+      </w:r>
+      <w:r>
+        <w:t xml:space="preserve"> </w:t>
+      </w:r>
+      <w:r>
+        <w:t xml:space="preserve">promise.</w:t>
+      </w:r>
+    </w:p>
+    <w:p>
+      <w:pPr>
+        <w:pStyle w:val="BodyText"/>
+      </w:pPr>
+      <w:r>
+        <w:t xml:space="preserve">The measurement is not flattering, which is the point of taking it. Across the</w:t>
+      </w:r>
+      <w:r>
+        <w:t xml:space="preserve"> </w:t>
+      </w:r>
+      <w:r>
+        <w:t xml:space="preserve">two deployments the fraction of dependencies whose declaration can be shown to</w:t>
+      </w:r>
+      <w:r>
+        <w:t xml:space="preserve"> </w:t>
+      </w:r>
+      <w:r>
+        <w:t xml:space="preserve">predate the result they organise is 0.25 and 0.00. Refuting the most-depended-on</w:t>
+      </w:r>
+      <w:r>
+        <w:t xml:space="preserve"> </w:t>
+      </w:r>
+      <w:r>
+        <w:t xml:space="preserve">claim in the first strikes two claims on the programme’s present beliefs and one</w:t>
+      </w:r>
+      <w:r>
+        <w:t xml:space="preserve"> </w:t>
+      </w:r>
+      <w:r>
+        <w:t xml:space="preserve">on what the record fixed in advance. So the answer to Feyerabend holds in the</w:t>
+      </w:r>
+      <w:r>
+        <w:t xml:space="preserve"> </w:t>
+      </w:r>
+      <w:r>
+        <w:t xml:space="preserve">form a ledger makes available, and neither existing deployment has yet earned</w:t>
+      </w:r>
+      <w:r>
+        <w:t xml:space="preserve"> </w:t>
+      </w:r>
+      <w:r>
+        <w:t xml:space="preserve">it. A programme quoting the larger number while claiming the smaller one’s</w:t>
+      </w:r>
+      <w:r>
+        <w:t xml:space="preserve"> </w:t>
+      </w:r>
+      <w:r>
+        <w:t xml:space="preserve">warrant would be committing the error this entire apparatus exists to prevent,</w:t>
+      </w:r>
+      <w:r>
+        <w:t xml:space="preserve"> </w:t>
+      </w:r>
+      <w:r>
+        <w:t xml:space="preserve">and the gap between the two columns is now a quantity rather than a suspicion.</w:t>
       </w:r>
     </w:p>
     <w:p>
